--- a/docs/formatted_documents/docx/research_proposals/multimodal_screening.docx
+++ b/docs/formatted_documents/docx/research_proposals/multimodal_screening.docx
@@ -22,7 +22,7 @@
     <w:p/>
     <w:p>
       <w:r>
-        <w:t>Multimodal Learning-Disorder Screening Using Handwriting, Speech, Text, and Reading-Behavior Signals</w:t>
+        <w:t>Multimodal Learning-Disorder Screening Using Speech, Text, Reading-Behavior, and Biomarker Signals</w:t>
       </w:r>
     </w:p>
     <w:p/>
@@ -37,7 +37,7 @@
     <w:p/>
     <w:p>
       <w:r>
-        <w:t>Single-signal screening can miss important educational evidence. This project already combines handwriting, speech, text, and behavior inputs, which makes it a strong base for a multimodal learning-disorder screening study.</w:t>
+        <w:t>Single-signal screening can miss important educational evidence. This project already combines speech, text, behavior, eye-tracking, and biomarker inputs, which makes it a strong base for a multimodal learning-disorder screening study.</w:t>
       </w:r>
     </w:p>
     <w:p/>
@@ -74,7 +74,7 @@
         <w:ind w:left="0"/>
       </w:pPr>
       <w:r>
-        <w:t>evaluate whether a ViT handwriting branch improves image sensitivity</w:t>
+        <w:t>evaluate whether a ViT visual branch improves image sensitivity in archived comparisons</w:t>
       </w:r>
     </w:p>
     <w:p>
@@ -144,7 +144,7 @@
         <w:ind w:left="0"/>
       </w:pPr>
       <w:r>
-        <w:t>handwriting images</w:t>
+        <w:t>archived handwriting images</w:t>
       </w:r>
     </w:p>
     <w:p>
@@ -199,7 +199,7 @@
         <w:ind w:left="0"/>
       </w:pPr>
       <w:r>
-        <w:t>InitialCNNModel</w:t>
+        <w:t>InitialCNNModel (archived)</w:t>
       </w:r>
     </w:p>
     <w:p>
@@ -208,7 +208,7 @@
         <w:ind w:left="0"/>
       </w:pPr>
       <w:r>
-        <w:t>InitialLSTMModel</w:t>
+        <w:t>InitialLSTMModel (archived)</w:t>
       </w:r>
     </w:p>
     <w:p>
@@ -217,7 +217,7 @@
         <w:ind w:left="0"/>
       </w:pPr>
       <w:r>
-        <w:t>InitialCNNLSTMModel</w:t>
+        <w:t>InitialCNNLSTMModel (archived)</w:t>
       </w:r>
     </w:p>
     <w:p>
